--- a/templates/29-mind-mapping-template.docx
+++ b/templates/29-mind-mapping-template.docx
@@ -21,7 +21,7 @@
         <w:pBdr>
           <w:bottom w:val="single" w:sz="6" w:color="D9D8D0"/>
         </w:pBdr>
-        <w:spacing w:before="0" w:after="200" w:line="252" w:lineRule="auto"/>
+        <w:spacing w:before="0" w:after="240" w:line="252" w:lineRule="auto"/>
       </w:pPr>
       <w:r>
         <w:rPr>
@@ -29,110 +29,7 @@
           <w:color w:val="6B6A66"/>
           <w:sz w:val="20"/>
         </w:rPr>
-        <w:t xml:space="preserve">Elicitation and collaboration</w:t>
-      </w:r>
-    </w:p>
-    <w:p>
-      <w:pPr>
-        <w:spacing w:before="0" w:after="40" w:line="252" w:lineRule="auto"/>
-      </w:pPr>
-      <w:r>
-        <w:rPr>
-          <w:rFonts w:ascii="Aptos" w:hAnsi="Aptos"/>
-          <w:b/>
-          <w:caps/>
-          <w:color w:val="6B6A66"/>
-          <w:sz w:val="16"/>
-          <w:spacing w:val="20"/>
-        </w:rPr>
-        <w:t xml:space="preserve">What it is for</w:t>
-      </w:r>
-    </w:p>
-    <w:p>
-      <w:pPr>
-        <w:spacing w:before="0" w:after="160" w:line="252" w:lineRule="auto"/>
-      </w:pPr>
-      <w:r>
-        <w:rPr>
-          <w:rFonts w:ascii="Aptos" w:hAnsi="Aptos"/>
-          <w:color w:val="0B0B0B"/>
-          <w:sz w:val="20"/>
-        </w:rPr>
-        <w:t xml:space="preserve">Organises ideas radially around a central concept to expose structure and association during thinking.</w:t>
-      </w:r>
-    </w:p>
-    <w:p>
-      <w:pPr>
-        <w:spacing w:before="0" w:after="40" w:line="252" w:lineRule="auto"/>
-      </w:pPr>
-      <w:r>
-        <w:rPr>
-          <w:rFonts w:ascii="Aptos" w:hAnsi="Aptos"/>
-          <w:b/>
-          <w:caps/>
-          <w:color w:val="6B6A66"/>
-          <w:sz w:val="16"/>
-          <w:spacing w:val="20"/>
-        </w:rPr>
-        <w:t xml:space="preserve">Reach for it when</w:t>
-      </w:r>
-    </w:p>
-    <w:p>
-      <w:pPr>
-        <w:spacing w:before="0" w:after="160" w:line="252" w:lineRule="auto"/>
-      </w:pPr>
-      <w:r>
-        <w:rPr>
-          <w:rFonts w:ascii="Aptos" w:hAnsi="Aptos"/>
-          <w:color w:val="0B0B0B"/>
-          <w:sz w:val="20"/>
-        </w:rPr>
-        <w:t xml:space="preserve">Reach for it while exploring, when the shape of the problem is still forming and premature lists would close it down.</w:t>
-      </w:r>
-    </w:p>
-    <w:p>
-      <w:pPr>
-        <w:spacing w:before="0" w:after="40" w:line="252" w:lineRule="auto"/>
-      </w:pPr>
-      <w:r>
-        <w:rPr>
-          <w:rFonts w:ascii="Aptos" w:hAnsi="Aptos"/>
-          <w:b/>
-          <w:caps/>
-          <w:color w:val="6B6A66"/>
-          <w:sz w:val="16"/>
-          <w:spacing w:val="20"/>
-        </w:rPr>
-        <w:t xml:space="preserve">Most often confused with</w:t>
-      </w:r>
-    </w:p>
-    <w:p>
-      <w:pPr>
-        <w:shd w:val="clear" w:fill="F7F7F5"/>
-        <w:spacing w:before="0" w:after="200" w:line="252" w:lineRule="auto"/>
-      </w:pPr>
-      <w:r>
-        <w:rPr>
-          <w:rFonts w:ascii="Aptos" w:hAnsi="Aptos"/>
-          <w:color w:val="0B0B0B"/>
-          <w:sz w:val="20"/>
-        </w:rPr>
-        <w:t xml:space="preserve">Mind mapping is for exploring and organising thought; functional decomposition is a disciplined breakdown of scope into parts. A mind map is not a deliverable model.</w:t>
-      </w:r>
-    </w:p>
-    <w:p>
-      <w:pPr>
-        <w:spacing w:before="160" w:after="40" w:line="252" w:lineRule="auto"/>
-      </w:pPr>
-      <w:r>
-        <w:rPr>
-          <w:rFonts w:ascii="Aptos" w:hAnsi="Aptos"/>
-          <w:b/>
-          <w:color w:val="184F95"/>
-          <w:sz w:val="18"/>
-          <w:spacing w:val="20"/>
-        </w:rPr>
-        <w:t xml:space="preserve">BLANK TEMPLATE — FILL THIS ONE IN</w:t>
+        <w:t xml:space="preserve">Blank template</w:t>
       </w:r>
     </w:p>
     <w:p>
@@ -144,7 +41,7 @@
           <w:rFonts w:ascii="Aptos" w:hAnsi="Aptos"/>
           <w:b/>
           <w:color w:val="0B0B0B"/>
-          <w:sz w:val="24"/>
+          <w:sz w:val="25"/>
         </w:rPr>
         <w:t xml:space="preserve">Mind Mapping — blank template</w:t>
       </w:r>
@@ -765,7 +662,7 @@
     </w:p>
     <w:p>
       <w:pPr>
-        <w:spacing w:before="0" w:after="160" w:line="252" w:lineRule="auto"/>
+        <w:spacing w:before="40" w:after="80" w:line="252" w:lineRule="auto"/>
       </w:pPr>
       <w:r>
         <w:rPr>
@@ -775,19 +672,6 @@
           <w:sz w:val="18"/>
         </w:rPr>
         <w:t xml:space="preserve">Placeholders name the level, not the content. Two branches shown; add as many as the subject needs.</w:t>
-      </w:r>
-    </w:p>
-    <w:p>
-      <w:pPr>
-        <w:spacing w:before="120" w:after="80" w:line="252" w:lineRule="auto"/>
-      </w:pPr>
-      <w:r>
-        <w:rPr>
-          <w:rFonts w:ascii="Aptos" w:hAnsi="Aptos"/>
-          <w:color w:val="6B6A66"/>
-          <w:sz w:val="18"/>
-        </w:rPr>
-        <w:t xml:space="preserve">Tasks that use it: 4.2 Conduct Elicitation  ·  6.1 Analyze Current State</w:t>
       </w:r>
     </w:p>
     <w:p>
